--- a/записка.docx
+++ b/записка.docx
@@ -70,7 +70,6 @@
               <w:kern w:val="2"/>
               <w:sz w:val="24"/>
               <w:szCs w:val="24"/>
-              <w:lang w:val="ru-BY" w:eastAsia="ru-BY"/>
               <w14:ligatures w14:val="standardContextual"/>
             </w:rPr>
           </w:pPr>
@@ -149,7 +148,6 @@
               <w:kern w:val="2"/>
               <w:sz w:val="24"/>
               <w:szCs w:val="24"/>
-              <w:lang w:val="ru-BY" w:eastAsia="ru-BY"/>
               <w14:ligatures w14:val="standardContextual"/>
             </w:rPr>
           </w:pPr>
@@ -234,7 +232,6 @@
               <w:kern w:val="2"/>
               <w:sz w:val="24"/>
               <w:szCs w:val="24"/>
-              <w:lang w:val="ru-BY" w:eastAsia="ru-BY"/>
               <w14:ligatures w14:val="standardContextual"/>
             </w:rPr>
           </w:pPr>
@@ -304,7 +301,6 @@
               <w:kern w:val="2"/>
               <w:sz w:val="24"/>
               <w:szCs w:val="24"/>
-              <w:lang w:val="ru-BY" w:eastAsia="ru-BY"/>
               <w14:ligatures w14:val="standardContextual"/>
             </w:rPr>
           </w:pPr>
@@ -374,7 +370,6 @@
               <w:kern w:val="2"/>
               <w:sz w:val="24"/>
               <w:szCs w:val="24"/>
-              <w:lang w:val="ru-BY" w:eastAsia="ru-BY"/>
               <w14:ligatures w14:val="standardContextual"/>
             </w:rPr>
           </w:pPr>
@@ -444,7 +439,6 @@
               <w:kern w:val="2"/>
               <w:sz w:val="24"/>
               <w:szCs w:val="24"/>
-              <w:lang w:val="ru-BY" w:eastAsia="ru-BY"/>
               <w14:ligatures w14:val="standardContextual"/>
             </w:rPr>
           </w:pPr>
@@ -514,7 +508,6 @@
               <w:kern w:val="2"/>
               <w:sz w:val="24"/>
               <w:szCs w:val="24"/>
-              <w:lang w:val="ru-BY" w:eastAsia="ru-BY"/>
               <w14:ligatures w14:val="standardContextual"/>
             </w:rPr>
           </w:pPr>
@@ -584,7 +577,6 @@
               <w:kern w:val="2"/>
               <w:sz w:val="24"/>
               <w:szCs w:val="24"/>
-              <w:lang w:val="ru-BY" w:eastAsia="ru-BY"/>
               <w14:ligatures w14:val="standardContextual"/>
             </w:rPr>
           </w:pPr>
@@ -669,7 +661,6 @@
               <w:kern w:val="2"/>
               <w:sz w:val="24"/>
               <w:szCs w:val="24"/>
-              <w:lang w:val="ru-BY" w:eastAsia="ru-BY"/>
               <w14:ligatures w14:val="standardContextual"/>
             </w:rPr>
           </w:pPr>
@@ -739,7 +730,6 @@
               <w:kern w:val="2"/>
               <w:sz w:val="24"/>
               <w:szCs w:val="24"/>
-              <w:lang w:val="ru-BY" w:eastAsia="ru-BY"/>
               <w14:ligatures w14:val="standardContextual"/>
             </w:rPr>
           </w:pPr>
@@ -809,7 +799,6 @@
               <w:kern w:val="2"/>
               <w:sz w:val="24"/>
               <w:szCs w:val="24"/>
-              <w:lang w:val="ru-BY" w:eastAsia="ru-BY"/>
               <w14:ligatures w14:val="standardContextual"/>
             </w:rPr>
           </w:pPr>
@@ -879,7 +868,6 @@
               <w:kern w:val="2"/>
               <w:sz w:val="24"/>
               <w:szCs w:val="24"/>
-              <w:lang w:val="ru-BY" w:eastAsia="ru-BY"/>
               <w14:ligatures w14:val="standardContextual"/>
             </w:rPr>
           </w:pPr>
@@ -949,7 +937,6 @@
               <w:kern w:val="2"/>
               <w:sz w:val="24"/>
               <w:szCs w:val="24"/>
-              <w:lang w:val="ru-BY" w:eastAsia="ru-BY"/>
               <w14:ligatures w14:val="standardContextual"/>
             </w:rPr>
           </w:pPr>
@@ -1019,7 +1006,6 @@
               <w:kern w:val="2"/>
               <w:sz w:val="24"/>
               <w:szCs w:val="24"/>
-              <w:lang w:val="ru-BY" w:eastAsia="ru-BY"/>
               <w14:ligatures w14:val="standardContextual"/>
             </w:rPr>
           </w:pPr>
@@ -1089,7 +1075,6 @@
               <w:kern w:val="2"/>
               <w:sz w:val="24"/>
               <w:szCs w:val="24"/>
-              <w:lang w:val="ru-BY" w:eastAsia="ru-BY"/>
               <w14:ligatures w14:val="standardContextual"/>
             </w:rPr>
           </w:pPr>
@@ -1159,7 +1144,6 @@
               <w:kern w:val="2"/>
               <w:sz w:val="24"/>
               <w:szCs w:val="24"/>
-              <w:lang w:val="ru-BY" w:eastAsia="ru-BY"/>
               <w14:ligatures w14:val="standardContextual"/>
             </w:rPr>
           </w:pPr>
@@ -1229,7 +1213,6 @@
               <w:kern w:val="2"/>
               <w:sz w:val="24"/>
               <w:szCs w:val="24"/>
-              <w:lang w:val="ru-BY" w:eastAsia="ru-BY"/>
               <w14:ligatures w14:val="standardContextual"/>
             </w:rPr>
           </w:pPr>
@@ -1314,7 +1297,6 @@
               <w:kern w:val="2"/>
               <w:sz w:val="24"/>
               <w:szCs w:val="24"/>
-              <w:lang w:val="ru-BY" w:eastAsia="ru-BY"/>
               <w14:ligatures w14:val="standardContextual"/>
             </w:rPr>
           </w:pPr>
@@ -1407,7 +1389,6 @@
               <w:kern w:val="2"/>
               <w:sz w:val="24"/>
               <w:szCs w:val="24"/>
-              <w:lang w:val="ru-BY" w:eastAsia="ru-BY"/>
               <w14:ligatures w14:val="standardContextual"/>
             </w:rPr>
           </w:pPr>
@@ -1477,7 +1458,6 @@
               <w:kern w:val="2"/>
               <w:sz w:val="24"/>
               <w:szCs w:val="24"/>
-              <w:lang w:val="ru-BY" w:eastAsia="ru-BY"/>
               <w14:ligatures w14:val="standardContextual"/>
             </w:rPr>
           </w:pPr>
@@ -1547,7 +1527,6 @@
               <w:kern w:val="2"/>
               <w:sz w:val="24"/>
               <w:szCs w:val="24"/>
-              <w:lang w:val="ru-BY" w:eastAsia="ru-BY"/>
               <w14:ligatures w14:val="standardContextual"/>
             </w:rPr>
           </w:pPr>
@@ -1617,7 +1596,6 @@
               <w:kern w:val="2"/>
               <w:sz w:val="24"/>
               <w:szCs w:val="24"/>
-              <w:lang w:val="ru-BY" w:eastAsia="ru-BY"/>
               <w14:ligatures w14:val="standardContextual"/>
             </w:rPr>
           </w:pPr>
@@ -1687,7 +1665,6 @@
               <w:kern w:val="2"/>
               <w:sz w:val="24"/>
               <w:szCs w:val="24"/>
-              <w:lang w:val="ru-BY" w:eastAsia="ru-BY"/>
               <w14:ligatures w14:val="standardContextual"/>
             </w:rPr>
           </w:pPr>
@@ -1752,12 +1729,12 @@
         <w:p>
           <w:pPr>
             <w:pStyle w:val="11"/>
+            <w:ind w:right="340"/>
             <w:rPr>
               <w:noProof/>
               <w:kern w:val="2"/>
               <w:sz w:val="24"/>
               <w:szCs w:val="24"/>
-              <w:lang w:val="ru-BY" w:eastAsia="ru-BY"/>
               <w14:ligatures w14:val="standardContextual"/>
             </w:rPr>
           </w:pPr>
@@ -1790,7 +1767,7 @@
                 <w:noProof/>
                 <w:lang w:val="en-US"/>
               </w:rPr>
-              <w:t>plm</w:t>
+              <w:t>PLM</w:t>
             </w:r>
             <w:r>
               <w:rPr>
@@ -1852,12 +1829,12 @@
         <w:p>
           <w:pPr>
             <w:pStyle w:val="21"/>
+            <w:ind w:right="340"/>
             <w:rPr>
               <w:noProof/>
               <w:kern w:val="2"/>
               <w:sz w:val="24"/>
               <w:szCs w:val="24"/>
-              <w:lang w:val="ru-BY" w:eastAsia="ru-BY"/>
               <w14:ligatures w14:val="standardContextual"/>
             </w:rPr>
           </w:pPr>
@@ -1922,12 +1899,12 @@
         <w:p>
           <w:pPr>
             <w:pStyle w:val="21"/>
+            <w:ind w:right="340"/>
             <w:rPr>
               <w:noProof/>
               <w:kern w:val="2"/>
               <w:sz w:val="24"/>
               <w:szCs w:val="24"/>
-              <w:lang w:val="ru-BY" w:eastAsia="ru-BY"/>
               <w14:ligatures w14:val="standardContextual"/>
             </w:rPr>
           </w:pPr>
@@ -1992,12 +1969,12 @@
         <w:p>
           <w:pPr>
             <w:pStyle w:val="21"/>
+            <w:ind w:right="340"/>
             <w:rPr>
               <w:noProof/>
               <w:kern w:val="2"/>
               <w:sz w:val="24"/>
               <w:szCs w:val="24"/>
-              <w:lang w:val="ru-BY" w:eastAsia="ru-BY"/>
               <w14:ligatures w14:val="standardContextual"/>
             </w:rPr>
           </w:pPr>
@@ -2062,12 +2039,12 @@
         <w:p>
           <w:pPr>
             <w:pStyle w:val="21"/>
+            <w:ind w:right="340"/>
             <w:rPr>
               <w:noProof/>
               <w:kern w:val="2"/>
               <w:sz w:val="24"/>
               <w:szCs w:val="24"/>
-              <w:lang w:val="ru-BY" w:eastAsia="ru-BY"/>
               <w14:ligatures w14:val="standardContextual"/>
             </w:rPr>
           </w:pPr>
@@ -2132,12 +2109,12 @@
         <w:p>
           <w:pPr>
             <w:pStyle w:val="21"/>
+            <w:ind w:right="340"/>
             <w:rPr>
               <w:noProof/>
               <w:kern w:val="2"/>
               <w:sz w:val="24"/>
               <w:szCs w:val="24"/>
-              <w:lang w:val="ru-BY" w:eastAsia="ru-BY"/>
               <w14:ligatures w14:val="standardContextual"/>
             </w:rPr>
           </w:pPr>
@@ -2202,12 +2179,12 @@
         <w:p>
           <w:pPr>
             <w:pStyle w:val="11"/>
+            <w:ind w:right="340"/>
             <w:rPr>
               <w:noProof/>
               <w:kern w:val="2"/>
               <w:sz w:val="24"/>
               <w:szCs w:val="24"/>
-              <w:lang w:val="ru-BY" w:eastAsia="ru-BY"/>
               <w14:ligatures w14:val="standardContextual"/>
             </w:rPr>
           </w:pPr>
@@ -6103,7 +6080,21 @@
           <w:color w:val="000000" w:themeColor="text1"/>
           <w:szCs w:val="28"/>
         </w:rPr>
-        <w:t>Структурная схема, отражающая все основные компоненты программного модуля и их связи, приведена на чертеже.</w:t>
+        <w:t>Структурная схема, отражающая все основные компоненты программного модуля и их связи, приведена на чертеже</w:t>
+      </w:r>
+      <w:r>
+        <w:rPr>
+          <w:color w:val="000000" w:themeColor="text1"/>
+          <w:szCs w:val="28"/>
+        </w:rPr>
+        <w:t xml:space="preserve"> в приложении Б</w:t>
+      </w:r>
+      <w:r>
+        <w:rPr>
+          <w:color w:val="000000" w:themeColor="text1"/>
+          <w:szCs w:val="28"/>
+        </w:rPr>
+        <w:t>.</w:t>
       </w:r>
     </w:p>
     <w:p>
@@ -6229,51 +6220,46 @@
           <w:color w:val="000000" w:themeColor="text1"/>
           <w:szCs w:val="28"/>
         </w:rPr>
+        <w:t>1</w:t>
+      </w:r>
+      <w:r>
+        <w:rPr>
+          <w:color w:val="000000" w:themeColor="text1"/>
+          <w:szCs w:val="28"/>
+        </w:rPr>
+        <w:t> </w:t>
+      </w:r>
+      <w:r>
+        <w:rPr>
+          <w:color w:val="000000" w:themeColor="text1"/>
+          <w:szCs w:val="28"/>
+        </w:rPr>
+        <w:t xml:space="preserve">Управление контекстом. Служба определяет раздел системы, из которого был вызван модуль, и считывает параметры выбранных инженером исходных объектов. </w:t>
+      </w:r>
+    </w:p>
+    <w:p>
+      <w:pPr>
+        <w:widowControl w:val="0"/>
+        <w:rPr>
+          <w:color w:val="000000" w:themeColor="text1"/>
+          <w:szCs w:val="28"/>
+        </w:rPr>
+      </w:pPr>
+      <w:r>
         <w:t>2</w:t>
       </w:r>
       <w:r>
-        <w:rPr>
-          <w:color w:val="000000" w:themeColor="text1"/>
-          <w:szCs w:val="28"/>
-        </w:rPr>
         <w:t> </w:t>
       </w:r>
       <w:r>
-        <w:rPr>
-          <w:color w:val="000000" w:themeColor="text1"/>
-          <w:szCs w:val="28"/>
-        </w:rPr>
-        <w:t xml:space="preserve">Управление контекстом. Служба определяет раздел системы, из которого был вызван модуль, и считывает параметры выбранных инженером исходных объектов. </w:t>
-      </w:r>
-    </w:p>
-    <w:p>
-      <w:pPr>
-        <w:widowControl w:val="0"/>
-        <w:rPr>
-          <w:color w:val="000000" w:themeColor="text1"/>
-          <w:szCs w:val="28"/>
-        </w:rPr>
-      </w:pPr>
-      <w:r>
-        <w:rPr>
-          <w:color w:val="000000" w:themeColor="text1"/>
-          <w:szCs w:val="28"/>
-        </w:rPr>
-        <w:t>3</w:t>
-      </w:r>
-      <w:r>
-        <w:rPr>
-          <w:color w:val="000000" w:themeColor="text1"/>
-          <w:szCs w:val="28"/>
-        </w:rPr>
-        <w:t> </w:t>
-      </w:r>
-      <w:r>
-        <w:rPr>
-          <w:color w:val="000000" w:themeColor="text1"/>
-          <w:szCs w:val="28"/>
-        </w:rPr>
-        <w:t xml:space="preserve">Регистрация команд. Компонент отвечает за встраивание элементов </w:t>
+        <w:t>Регистрация</w:t>
+      </w:r>
+      <w:r>
+        <w:rPr>
+          <w:color w:val="000000" w:themeColor="text1"/>
+          <w:szCs w:val="28"/>
+        </w:rPr>
+        <w:t xml:space="preserve"> команд. Компонент отвечает за встраивание элементов </w:t>
       </w:r>
       <w:r>
         <w:rPr>
@@ -6358,37 +6344,79 @@
           <w:color w:val="000000" w:themeColor="text1"/>
           <w:szCs w:val="28"/>
         </w:rPr>
-        <w:t xml:space="preserve">1 Асинхронная загрузка справочников. Компонент формирует запросы к серверу для пакетного извлечения исходных и целевых объектов, избегая блокировки пользовательского интерфейса при работе с большими массивами данных. </w:t>
-      </w:r>
-    </w:p>
-    <w:p>
-      <w:pPr>
-        <w:rPr>
-          <w:color w:val="000000" w:themeColor="text1"/>
-          <w:szCs w:val="28"/>
-        </w:rPr>
-      </w:pPr>
-      <w:r>
-        <w:rPr>
-          <w:color w:val="000000" w:themeColor="text1"/>
-          <w:szCs w:val="28"/>
-        </w:rPr>
-        <w:t xml:space="preserve">2 Извлечение промежуточных объектов. Менеджер выполняет ресурсоемкую задачу по поиску всех существующих связей между загруженными элементами состава изделия. </w:t>
-      </w:r>
-    </w:p>
-    <w:p>
-      <w:pPr>
-        <w:rPr>
-          <w:color w:val="000000" w:themeColor="text1"/>
-          <w:szCs w:val="28"/>
-        </w:rPr>
-      </w:pPr>
-      <w:r>
-        <w:rPr>
-          <w:color w:val="000000" w:themeColor="text1"/>
-          <w:szCs w:val="28"/>
-        </w:rPr>
-        <w:t>3 Мониторинг изменений. Служба подписывается на системные события базовой платформы и инициирует обновление кэша при изменении данных другими пользователями.</w:t>
+        <w:t>1</w:t>
+      </w:r>
+      <w:r>
+        <w:rPr>
+          <w:color w:val="000000" w:themeColor="text1"/>
+          <w:szCs w:val="28"/>
+        </w:rPr>
+        <w:t> </w:t>
+      </w:r>
+      <w:r>
+        <w:rPr>
+          <w:color w:val="000000" w:themeColor="text1"/>
+          <w:szCs w:val="28"/>
+        </w:rPr>
+        <w:t xml:space="preserve">Асинхронная загрузка справочников. Компонент формирует запросы к серверу для пакетного извлечения исходных и целевых объектов, избегая блокировки пользовательского интерфейса при работе с большими массивами данных. </w:t>
+      </w:r>
+    </w:p>
+    <w:p>
+      <w:pPr>
+        <w:rPr>
+          <w:color w:val="000000" w:themeColor="text1"/>
+          <w:szCs w:val="28"/>
+        </w:rPr>
+      </w:pPr>
+      <w:r>
+        <w:rPr>
+          <w:color w:val="000000" w:themeColor="text1"/>
+          <w:szCs w:val="28"/>
+        </w:rPr>
+        <w:t>2</w:t>
+      </w:r>
+      <w:r>
+        <w:rPr>
+          <w:color w:val="000000" w:themeColor="text1"/>
+          <w:szCs w:val="28"/>
+        </w:rPr>
+        <w:t> </w:t>
+      </w:r>
+      <w:r>
+        <w:rPr>
+          <w:color w:val="000000" w:themeColor="text1"/>
+          <w:szCs w:val="28"/>
+        </w:rPr>
+        <w:t xml:space="preserve">Извлечение промежуточных объектов. Менеджер выполняет ресурсоемкую задачу по поиску всех существующих связей между загруженными элементами состава изделия. </w:t>
+      </w:r>
+    </w:p>
+    <w:p>
+      <w:pPr>
+        <w:rPr>
+          <w:color w:val="000000" w:themeColor="text1"/>
+          <w:szCs w:val="28"/>
+        </w:rPr>
+      </w:pPr>
+      <w:r>
+        <w:rPr>
+          <w:color w:val="000000" w:themeColor="text1"/>
+          <w:szCs w:val="28"/>
+        </w:rPr>
+        <w:t>3</w:t>
+      </w:r>
+      <w:r>
+        <w:rPr>
+          <w:color w:val="000000" w:themeColor="text1"/>
+          <w:szCs w:val="28"/>
+        </w:rPr>
+        <w:t> </w:t>
+      </w:r>
+      <w:r>
+        <w:rPr>
+          <w:color w:val="000000" w:themeColor="text1"/>
+          <w:szCs w:val="28"/>
+        </w:rPr>
+        <w:t>Мониторинг изменений. Служба подписывается на системные события базовой платформы и инициирует обновление кэша при изменении данных другими пользователями.</w:t>
       </w:r>
     </w:p>
     <w:p>
@@ -7564,40 +7592,37 @@
           <w:color w:val="000000" w:themeColor="text1"/>
           <w:szCs w:val="28"/>
         </w:rPr>
+        <w:t>, приложение В.</w:t>
+      </w:r>
+    </w:p>
+    <w:p>
+      <w:pPr>
+        <w:rPr>
+          <w:color w:val="000000" w:themeColor="text1"/>
+          <w:szCs w:val="28"/>
+        </w:rPr>
+      </w:pPr>
+    </w:p>
+    <w:p>
+      <w:pPr>
+        <w:pStyle w:val="22"/>
+      </w:pPr>
+      <w:bookmarkStart w:id="18" w:name="_Toc224989050"/>
+      <w:bookmarkStart w:id="19" w:name="X92d1a9d716afa9e832889806b8c9e090fc17baa"/>
+      <w:bookmarkStart w:id="20" w:name="_Hlk224307940"/>
+      <w:r>
+        <w:t>3</w:t>
+      </w:r>
+      <w:r>
         <w:t>.</w:t>
       </w:r>
-    </w:p>
-    <w:p>
-      <w:pPr>
-        <w:rPr>
-          <w:color w:val="000000" w:themeColor="text1"/>
-          <w:szCs w:val="28"/>
-        </w:rPr>
-      </w:pPr>
-    </w:p>
-    <w:p>
-      <w:pPr>
-        <w:pStyle w:val="22"/>
-      </w:pPr>
-      <w:bookmarkStart w:id="18" w:name="X92d1a9d716afa9e832889806b8c9e090fc17baa"/>
-      <w:bookmarkStart w:id="19" w:name="_Hlk224307940"/>
-      <w:bookmarkStart w:id="20" w:name="_Toc224989050"/>
-      <w:r>
-        <w:t>3</w:t>
-      </w:r>
-      <w:r>
-        <w:t>.</w:t>
-      </w:r>
       <w:r>
         <w:t>1</w:t>
       </w:r>
       <w:r>
-        <w:t> </w:t>
-      </w:r>
-      <w:r>
-        <w:t>Модуль матрицы связей</w:t>
-      </w:r>
-      <w:bookmarkEnd w:id="20"/>
+        <w:t> Модуль матрицы связей</w:t>
+      </w:r>
+      <w:bookmarkEnd w:id="18"/>
     </w:p>
     <w:p>
       <w:pPr>
@@ -7713,7 +7738,10 @@
         <w:spacing w:after="0"/>
       </w:pPr>
       <w:r>
-        <w:t>– </w:t>
+        <w:t>–</w:t>
+      </w:r>
+      <w:r>
+        <w:t> </w:t>
       </w:r>
       <w:proofErr w:type="spellStart"/>
       <w:r>
@@ -7748,11 +7776,9 @@
         <w:spacing w:after="0"/>
       </w:pPr>
       <w:r>
-        <w:rPr>
-          <w:rStyle w:val="VerbatimChar"/>
-          <w:rFonts w:ascii="Courier New" w:hAnsi="Courier New"/>
-          <w:sz w:val="24"/>
-        </w:rPr>
+        <w:t>–</w:t>
+      </w:r>
+      <w:r>
         <w:t> </w:t>
       </w:r>
       <w:proofErr w:type="spellStart"/>
@@ -7788,7 +7814,10 @@
         <w:spacing w:after="0"/>
       </w:pPr>
       <w:r>
-        <w:t>– </w:t>
+        <w:t>–</w:t>
+      </w:r>
+      <w:r>
+        <w:t> </w:t>
       </w:r>
       <w:proofErr w:type="spellStart"/>
       <w:r>
@@ -12573,9 +12602,9 @@
       <w:pPr>
         <w:pStyle w:val="22"/>
       </w:pPr>
-      <w:bookmarkStart w:id="21" w:name="Xa6e1810c1db1a36c19d42c80a4f6486f9f8541d"/>
-      <w:bookmarkStart w:id="22" w:name="_Toc224989051"/>
-      <w:bookmarkEnd w:id="18"/>
+      <w:bookmarkStart w:id="21" w:name="_Toc224989051"/>
+      <w:bookmarkStart w:id="22" w:name="Xa6e1810c1db1a36c19d42c80a4f6486f9f8541d"/>
+      <w:bookmarkEnd w:id="19"/>
       <w:r>
         <w:t>3</w:t>
       </w:r>
@@ -12583,15 +12612,9 @@
         <w:t>.</w:t>
       </w:r>
       <w:r>
-        <w:t>2</w:t>
-      </w:r>
-      <w:r>
-        <w:t> </w:t>
-      </w:r>
-      <w:r>
-        <w:t>Классы элементов матрицы</w:t>
-      </w:r>
-      <w:bookmarkEnd w:id="22"/>
+        <w:t>2 Классы элементов матрицы</w:t>
+      </w:r>
+      <w:bookmarkEnd w:id="21"/>
     </w:p>
     <w:p/>
     <w:p>
@@ -14966,8 +14989,8 @@
       <w:pPr>
         <w:pStyle w:val="22"/>
       </w:pPr>
-      <w:bookmarkStart w:id="23" w:name="X8d94fc4e11fb5734146a1e5b22ba162f32f6b7a"/>
-      <w:bookmarkStart w:id="24" w:name="_Toc224989052"/>
+      <w:bookmarkStart w:id="23" w:name="_Toc224989052"/>
+      <w:bookmarkStart w:id="24" w:name="X8d94fc4e11fb5734146a1e5b22ba162f32f6b7a"/>
       <w:r>
         <w:t>3</w:t>
       </w:r>
@@ -14975,12 +14998,9 @@
         <w:t>.</w:t>
       </w:r>
       <w:r>
-        <w:t>3 </w:t>
-      </w:r>
-      <w:r>
-        <w:t>Интерфейсы и базовые модели представления</w:t>
-      </w:r>
-      <w:bookmarkEnd w:id="24"/>
+        <w:t>3 Интерфейсы и базовые модели представления</w:t>
+      </w:r>
+      <w:bookmarkEnd w:id="23"/>
     </w:p>
     <w:p/>
     <w:p>
@@ -19423,6 +19443,57 @@
         <w:spacing w:after="0"/>
       </w:pPr>
       <w:r>
+        <w:t>– </w:t>
+      </w:r>
+      <w:proofErr w:type="spellStart"/>
+      <w:r>
+        <w:rPr>
+          <w:rStyle w:val="VerbatimChar"/>
+          <w:rFonts w:ascii="Courier New" w:hAnsi="Courier New"/>
+          <w:sz w:val="24"/>
+        </w:rPr>
+        <w:t>ShowSummaryValue</w:t>
+      </w:r>
+      <w:proofErr w:type="spellEnd"/>
+      <w:r>
+        <w:t xml:space="preserve"> </w:t>
+      </w:r>
+      <w:proofErr w:type="spellStart"/>
+      <w:r>
+        <w:rPr>
+          <w:rStyle w:val="VerbatimChar"/>
+          <w:rFonts w:ascii="Courier New" w:hAnsi="Courier New"/>
+          <w:sz w:val="24"/>
+        </w:rPr>
+        <w:t>bool</w:t>
+      </w:r>
+      <w:proofErr w:type="spellEnd"/>
+      <w:r>
+        <w:rPr>
+          <w:rFonts w:ascii="Courier New" w:hAnsi="Courier New"/>
+          <w:sz w:val="24"/>
+        </w:rPr>
+        <w:t>)</w:t>
+      </w:r>
+      <w:r>
+        <w:t xml:space="preserve"> –</w:t>
+      </w:r>
+      <w:r>
+        <w:t xml:space="preserve"> </w:t>
+      </w:r>
+      <w:r>
+        <w:t>показывает сумму в ячейке</w:t>
+      </w:r>
+      <w:r>
+        <w:t xml:space="preserve">. </w:t>
+      </w:r>
+    </w:p>
+    <w:p>
+      <w:pPr>
+        <w:pStyle w:val="a0"/>
+        <w:spacing w:after="0"/>
+      </w:pPr>
+      <w:r>
         <w:lastRenderedPageBreak/>
         <w:t>– </w:t>
       </w:r>
@@ -20808,14 +20879,88 @@
         <w:pStyle w:val="a0"/>
         <w:spacing w:after="0"/>
       </w:pPr>
+      <w:r>
+        <w:t>–</w:t>
+      </w:r>
+      <w:r>
+        <w:rPr>
+          <w:lang w:val="en-US"/>
+        </w:rPr>
+        <w:t> </w:t>
+      </w:r>
+      <w:proofErr w:type="spellStart"/>
+      <w:proofErr w:type="gramStart"/>
+      <w:r>
+        <w:rPr>
+          <w:rStyle w:val="VerbatimChar"/>
+          <w:rFonts w:ascii="Courier New" w:hAnsi="Courier New"/>
+          <w:sz w:val="24"/>
+        </w:rPr>
+        <w:t>GetValueCore</w:t>
+      </w:r>
+      <w:proofErr w:type="spellEnd"/>
+      <w:r>
+        <w:rPr>
+          <w:rStyle w:val="VerbatimChar"/>
+          <w:rFonts w:ascii="Courier New" w:hAnsi="Courier New"/>
+          <w:sz w:val="24"/>
+        </w:rPr>
+        <w:t>(</w:t>
+      </w:r>
+      <w:proofErr w:type="spellStart"/>
+      <w:proofErr w:type="gramEnd"/>
+      <w:r>
+        <w:rPr>
+          <w:rStyle w:val="VerbatimChar"/>
+          <w:rFonts w:ascii="Courier New" w:hAnsi="Courier New"/>
+          <w:sz w:val="24"/>
+        </w:rPr>
+        <w:t>object</w:t>
+      </w:r>
+      <w:proofErr w:type="spellEnd"/>
+      <w:r>
+        <w:rPr>
+          <w:rStyle w:val="VerbatimChar"/>
+          <w:rFonts w:ascii="Courier New" w:hAnsi="Courier New"/>
+          <w:sz w:val="24"/>
+        </w:rPr>
+        <w:t xml:space="preserve">, </w:t>
+      </w:r>
+      <w:proofErr w:type="spellStart"/>
+      <w:r>
+        <w:rPr>
+          <w:rStyle w:val="VerbatimChar"/>
+          <w:rFonts w:ascii="Courier New" w:hAnsi="Courier New"/>
+          <w:sz w:val="24"/>
+        </w:rPr>
+        <w:t>bool</w:t>
+      </w:r>
+      <w:proofErr w:type="spellEnd"/>
+      <w:r>
+        <w:rPr>
+          <w:rStyle w:val="VerbatimChar"/>
+          <w:rFonts w:ascii="Courier New" w:hAnsi="Courier New"/>
+          <w:sz w:val="24"/>
+        </w:rPr>
+        <w:t>)</w:t>
+      </w:r>
+      <w:r>
+        <w:t xml:space="preserve"> – </w:t>
+      </w:r>
+      <w:r>
+        <w:t>извлечение подсчитанной суммы для ячейки заголовка</w:t>
+      </w:r>
+      <w:r>
+        <w:t>;</w:t>
+      </w:r>
     </w:p>
     <w:p>
       <w:pPr>
         <w:pStyle w:val="22"/>
       </w:pPr>
-      <w:bookmarkStart w:id="25" w:name="главные-модели-представления-и-фабрики"/>
-      <w:bookmarkStart w:id="26" w:name="_Toc224989053"/>
-      <w:bookmarkEnd w:id="23"/>
+      <w:bookmarkStart w:id="25" w:name="_Toc224989053"/>
+      <w:bookmarkStart w:id="26" w:name="главные-модели-представления-и-фабрики"/>
+      <w:bookmarkEnd w:id="24"/>
       <w:r>
         <w:lastRenderedPageBreak/>
         <w:t>3</w:t>
@@ -20824,15 +20969,9 @@
         <w:t>.</w:t>
       </w:r>
       <w:r>
-        <w:t>4</w:t>
-      </w:r>
-      <w:r>
-        <w:t> </w:t>
-      </w:r>
-      <w:r>
-        <w:t>Главные модели представления и фабрики</w:t>
-      </w:r>
-      <w:bookmarkEnd w:id="26"/>
+        <w:t>4 Главные модели представления и фабрики</w:t>
+      </w:r>
+      <w:bookmarkEnd w:id="25"/>
     </w:p>
     <w:p/>
     <w:p>
@@ -26921,7 +27060,7 @@
       <w:r>
         <w:t>.</w:t>
       </w:r>
-      <w:bookmarkEnd w:id="25"/>
+      <w:bookmarkEnd w:id="26"/>
     </w:p>
     <w:p>
       <w:pPr>
@@ -26933,8 +27072,8 @@
       <w:pPr>
         <w:pStyle w:val="22"/>
       </w:pPr>
-      <w:bookmarkStart w:id="27" w:name="Xbfe7a37d05500db8db21179eb1b67b506ac25b5"/>
-      <w:bookmarkStart w:id="28" w:name="_Toc224989054"/>
+      <w:bookmarkStart w:id="27" w:name="_Toc224989054"/>
+      <w:bookmarkStart w:id="28" w:name="Xbfe7a37d05500db8db21179eb1b67b506ac25b5"/>
       <w:r>
         <w:t>3</w:t>
       </w:r>
@@ -26942,15 +27081,9 @@
         <w:t>.</w:t>
       </w:r>
       <w:r>
-        <w:t>5</w:t>
-      </w:r>
-      <w:r>
-        <w:t> </w:t>
-      </w:r>
-      <w:r>
-        <w:t>Классы пользовательских команд и управления настройками</w:t>
-      </w:r>
-      <w:bookmarkEnd w:id="28"/>
+        <w:t>5 Классы пользовательских команд и управления настройками</w:t>
+      </w:r>
+      <w:bookmarkEnd w:id="27"/>
     </w:p>
     <w:p>
       <w:pPr>
@@ -27225,9 +27358,6 @@
       <w:pPr>
         <w:pStyle w:val="a0"/>
         <w:spacing w:after="0"/>
-        <w:rPr>
-          <w:lang w:val="en-US"/>
-        </w:rPr>
       </w:pPr>
       <w:r>
         <w:rPr>
@@ -29967,9 +30097,6 @@
       <w:pPr>
         <w:pStyle w:val="a0"/>
         <w:spacing w:after="0"/>
-        <w:rPr>
-          <w:lang w:val="en-US"/>
-        </w:rPr>
       </w:pPr>
       <w:r>
         <w:lastRenderedPageBreak/>
@@ -30020,15 +30147,12 @@
       <w:pPr>
         <w:pStyle w:val="a0"/>
         <w:spacing w:after="0"/>
-        <w:rPr>
-          <w:lang w:val="en-US"/>
-        </w:rPr>
-      </w:pPr>
-      <w:r>
-        <w:rPr>
-          <w:lang w:val="en-US"/>
-        </w:rPr>
-        <w:t xml:space="preserve">– </w:t>
+      </w:pPr>
+      <w:r>
+        <w:t>–</w:t>
+      </w:r>
+      <w:r>
+        <w:t> </w:t>
       </w:r>
       <w:proofErr w:type="spellStart"/>
       <w:proofErr w:type="gramStart"/>
@@ -30047,7 +30171,6 @@
           <w:rStyle w:val="VerbatimChar"/>
           <w:rFonts w:ascii="Courier New" w:hAnsi="Courier New"/>
           <w:sz w:val="24"/>
-          <w:lang w:val="en-US"/>
         </w:rPr>
         <w:t>(</w:t>
       </w:r>
@@ -30068,7 +30191,6 @@
           <w:rStyle w:val="VerbatimChar"/>
           <w:rFonts w:ascii="Courier New" w:hAnsi="Courier New"/>
           <w:sz w:val="24"/>
-          <w:lang w:val="en-US"/>
         </w:rPr>
         <w:t xml:space="preserve">, </w:t>
       </w:r>
@@ -30088,7 +30210,6 @@
           <w:rStyle w:val="VerbatimChar"/>
           <w:rFonts w:ascii="Courier New" w:hAnsi="Courier New"/>
           <w:sz w:val="24"/>
-          <w:lang w:val="en-US"/>
         </w:rPr>
         <w:t>)</w:t>
       </w:r>
@@ -30096,21 +30217,16 @@
         <w:rPr>
           <w:rFonts w:ascii="Courier New" w:hAnsi="Courier New"/>
           <w:sz w:val="24"/>
-          <w:lang w:val="en-US"/>
         </w:rPr>
         <w:t xml:space="preserve"> </w:t>
       </w:r>
       <w:r>
-        <w:rPr>
-          <w:lang w:val="en-US"/>
-        </w:rPr>
         <w:t>–</w:t>
       </w:r>
       <w:r>
         <w:rPr>
           <w:rFonts w:ascii="Courier New" w:hAnsi="Courier New"/>
           <w:sz w:val="24"/>
-          <w:lang w:val="en-US"/>
         </w:rPr>
         <w:t xml:space="preserve"> </w:t>
       </w:r>
@@ -30121,153 +30237,102 @@
         <w:t>ереносит</w:t>
       </w:r>
       <w:r>
-        <w:rPr>
-          <w:lang w:val="en-US"/>
-        </w:rPr>
         <w:t xml:space="preserve"> </w:t>
       </w:r>
       <w:r>
         <w:t>значения</w:t>
       </w:r>
       <w:r>
-        <w:rPr>
-          <w:lang w:val="en-US"/>
-        </w:rPr>
         <w:t xml:space="preserve"> </w:t>
       </w:r>
       <w:r>
         <w:t>выделенных</w:t>
       </w:r>
       <w:r>
-        <w:rPr>
-          <w:lang w:val="en-US"/>
-        </w:rPr>
         <w:t xml:space="preserve"> </w:t>
       </w:r>
       <w:r>
         <w:t>ячеек</w:t>
       </w:r>
       <w:r>
-        <w:rPr>
-          <w:lang w:val="en-US"/>
-        </w:rPr>
         <w:t xml:space="preserve"> </w:t>
       </w:r>
       <w:r>
         <w:t>в</w:t>
       </w:r>
       <w:r>
-        <w:rPr>
-          <w:lang w:val="en-US"/>
-        </w:rPr>
         <w:t xml:space="preserve"> </w:t>
       </w:r>
       <w:r>
         <w:t>буфер</w:t>
       </w:r>
       <w:r>
-        <w:rPr>
-          <w:lang w:val="en-US"/>
-        </w:rPr>
         <w:t xml:space="preserve"> </w:t>
       </w:r>
       <w:r>
         <w:t>обмена</w:t>
       </w:r>
       <w:r>
-        <w:rPr>
-          <w:lang w:val="en-US"/>
-        </w:rPr>
         <w:t xml:space="preserve"> </w:t>
       </w:r>
       <w:r>
         <w:t>и</w:t>
       </w:r>
       <w:r>
-        <w:rPr>
-          <w:lang w:val="en-US"/>
-        </w:rPr>
         <w:t xml:space="preserve"> </w:t>
       </w:r>
       <w:r>
         <w:t>отправляет</w:t>
       </w:r>
       <w:r>
-        <w:rPr>
-          <w:lang w:val="en-US"/>
-        </w:rPr>
         <w:t xml:space="preserve"> </w:t>
       </w:r>
       <w:r>
         <w:t>запрос</w:t>
       </w:r>
       <w:r>
-        <w:rPr>
-          <w:lang w:val="en-US"/>
-        </w:rPr>
         <w:t xml:space="preserve"> </w:t>
       </w:r>
       <w:r>
         <w:t>ядру</w:t>
       </w:r>
       <w:r>
-        <w:rPr>
-          <w:lang w:val="en-US"/>
-        </w:rPr>
         <w:t xml:space="preserve"> </w:t>
       </w:r>
       <w:r>
         <w:t>на</w:t>
       </w:r>
       <w:r>
-        <w:rPr>
-          <w:lang w:val="en-US"/>
-        </w:rPr>
         <w:t xml:space="preserve"> </w:t>
       </w:r>
       <w:r>
         <w:t>удаление</w:t>
       </w:r>
       <w:r>
-        <w:rPr>
-          <w:lang w:val="en-US"/>
-        </w:rPr>
         <w:t xml:space="preserve"> </w:t>
       </w:r>
       <w:r>
         <w:t>связей</w:t>
       </w:r>
       <w:r>
-        <w:rPr>
-          <w:lang w:val="en-US"/>
-        </w:rPr>
         <w:t xml:space="preserve"> </w:t>
       </w:r>
       <w:r>
         <w:t>или</w:t>
       </w:r>
       <w:r>
-        <w:rPr>
-          <w:lang w:val="en-US"/>
-        </w:rPr>
         <w:t xml:space="preserve"> </w:t>
       </w:r>
       <w:r>
         <w:t>зануление</w:t>
       </w:r>
       <w:r>
-        <w:rPr>
-          <w:lang w:val="en-US"/>
-        </w:rPr>
         <w:t xml:space="preserve"> </w:t>
       </w:r>
       <w:r>
         <w:t>параметров</w:t>
       </w:r>
       <w:r>
-        <w:rPr>
-          <w:lang w:val="en-US"/>
-        </w:rPr>
         <w:t>;</w:t>
       </w:r>
     </w:p>
@@ -31076,9 +31141,9 @@
       <w:pPr>
         <w:pStyle w:val="22"/>
       </w:pPr>
-      <w:bookmarkStart w:id="29" w:name="X5bdbd8ca44a6975b8cbd11d264a551c8b7ee187"/>
-      <w:bookmarkStart w:id="30" w:name="_Toc224989055"/>
-      <w:bookmarkEnd w:id="27"/>
+      <w:bookmarkStart w:id="29" w:name="_Toc224989055"/>
+      <w:bookmarkStart w:id="30" w:name="X5bdbd8ca44a6975b8cbd11d264a551c8b7ee187"/>
+      <w:bookmarkEnd w:id="28"/>
       <w:r>
         <w:t>3</w:t>
       </w:r>
@@ -31086,15 +31151,9 @@
         <w:t>.</w:t>
       </w:r>
       <w:r>
-        <w:t>6</w:t>
-      </w:r>
-      <w:r>
-        <w:t> </w:t>
-      </w:r>
-      <w:r>
-        <w:t>Классы визуализации и математического расчета графа</w:t>
-      </w:r>
-      <w:bookmarkEnd w:id="30"/>
+        <w:t>6 Классы визуализации и математического расчета графа</w:t>
+      </w:r>
+      <w:bookmarkEnd w:id="29"/>
     </w:p>
     <w:p>
       <w:pPr>
@@ -32214,14 +32273,14 @@
       <w:r>
         <w:t>ызывает системный диалог операционной системы, компилирует текущий вид графического холста и сохраняет его в файл растрового изображения для последующего использования в текстовых отчетах и документации.</w:t>
       </w:r>
-      <w:bookmarkEnd w:id="29"/>
+      <w:bookmarkEnd w:id="30"/>
     </w:p>
     <w:p>
       <w:pPr>
         <w:pStyle w:val="12"/>
       </w:pPr>
       <w:bookmarkStart w:id="31" w:name="_Toc224989056"/>
-      <w:bookmarkEnd w:id="21"/>
+      <w:bookmarkEnd w:id="22"/>
       <w:r>
         <w:lastRenderedPageBreak/>
         <w:t>7</w:t>
@@ -32385,24 +32444,15 @@
       <w:pPr>
         <w:pStyle w:val="22"/>
       </w:pPr>
-      <w:bookmarkStart w:id="33" w:name="Xaa03314ce3ec39c36a341845f6f26f6a94418b0"/>
-      <w:bookmarkStart w:id="34" w:name="_Toc224989057"/>
-      <w:r>
-        <w:t>7</w:t>
-      </w:r>
-      <w:r>
-        <w:t>.</w:t>
-      </w:r>
-      <w:r>
-        <w:t>1</w:t>
-      </w:r>
-      <w:r>
-        <w:t> </w:t>
+      <w:bookmarkStart w:id="33" w:name="_Toc224989057"/>
+      <w:bookmarkStart w:id="34" w:name="Xaa03314ce3ec39c36a341845f6f26f6a94418b0"/>
+      <w:r>
+        <w:t>7.1 </w:t>
       </w:r>
       <w:r>
         <w:t>Характеристика разработанного по индивидуальному заказу программного средства</w:t>
       </w:r>
-      <w:bookmarkEnd w:id="34"/>
+      <w:bookmarkEnd w:id="33"/>
     </w:p>
     <w:p>
       <w:pPr>
@@ -32515,9 +32565,9 @@
       <w:pPr>
         <w:pStyle w:val="22"/>
       </w:pPr>
-      <w:bookmarkStart w:id="35" w:name="Xfc43456908953682c2a69269fc78e3a5b481041"/>
-      <w:bookmarkStart w:id="36" w:name="_Toc224989058"/>
-      <w:bookmarkEnd w:id="33"/>
+      <w:bookmarkStart w:id="35" w:name="_Toc224989058"/>
+      <w:bookmarkStart w:id="36" w:name="Xfc43456908953682c2a69269fc78e3a5b481041"/>
+      <w:bookmarkEnd w:id="34"/>
       <w:r>
         <w:t>7</w:t>
       </w:r>
@@ -32525,15 +32575,12 @@
         <w:t>.</w:t>
       </w:r>
       <w:r>
-        <w:t>2</w:t>
-      </w:r>
-      <w:r>
-        <w:t> </w:t>
+        <w:t>2 </w:t>
       </w:r>
       <w:r>
         <w:t>Расчет затрат на разработку и цена программного средства, созданного по индивидуальному заказу</w:t>
       </w:r>
-      <w:bookmarkEnd w:id="36"/>
+      <w:bookmarkEnd w:id="35"/>
     </w:p>
     <w:p>
       <w:pPr>
@@ -33132,7 +33179,23 @@
         <w:rPr>
           <w:szCs w:val="28"/>
         </w:rPr>
-        <w:t>Таблица 7.1 – Расчет затрат на основную заработную плату команды разработчиков</w:t>
+        <w:t>Таблица 7.1 – Расчет затрат на основную заработную плату команды</w:t>
+      </w:r>
+    </w:p>
+    <w:p>
+      <w:pPr>
+        <w:pStyle w:val="a0"/>
+        <w:spacing w:after="0"/>
+        <w:ind w:left="1701" w:firstLine="0"/>
+        <w:rPr>
+          <w:szCs w:val="28"/>
+        </w:rPr>
+      </w:pPr>
+      <w:r>
+        <w:rPr>
+          <w:szCs w:val="28"/>
+        </w:rPr>
+        <w:t>разработчиков</w:t>
       </w:r>
     </w:p>
     <w:tbl>
@@ -33142,10 +33205,10 @@
         <w:tblLook w:val="0020" w:firstRow="1" w:lastRow="0" w:firstColumn="0" w:lastColumn="0" w:noHBand="0" w:noVBand="0"/>
       </w:tblPr>
       <w:tblGrid>
-        <w:gridCol w:w="2923"/>
-        <w:gridCol w:w="1665"/>
-        <w:gridCol w:w="1403"/>
-        <w:gridCol w:w="2045"/>
+        <w:gridCol w:w="2916"/>
+        <w:gridCol w:w="1664"/>
+        <w:gridCol w:w="1402"/>
+        <w:gridCol w:w="2054"/>
         <w:gridCol w:w="1308"/>
       </w:tblGrid>
       <w:tr>
@@ -33357,6 +33420,7 @@
                 <w:rFonts w:ascii="Times New Roman" w:hAnsi="Times New Roman" w:cs="Times New Roman"/>
                 <w:sz w:val="28"/>
                 <w:szCs w:val="28"/>
+                <w:lang w:val="ru-RU"/>
               </w:rPr>
             </w:pPr>
             <w:proofErr w:type="spellStart"/>
@@ -33394,6 +33458,15 @@
                 <w:szCs w:val="28"/>
               </w:rPr>
               <w:t>, ч</w:t>
+            </w:r>
+            <w:r>
+              <w:rPr>
+                <w:rFonts w:ascii="Times New Roman" w:hAnsi="Times New Roman" w:cs="Times New Roman"/>
+                <w:sz w:val="28"/>
+                <w:szCs w:val="28"/>
+                <w:lang w:val="ru-RU"/>
+              </w:rPr>
+              <w:t>.</w:t>
             </w:r>
           </w:p>
         </w:tc>
@@ -33461,7 +33534,6 @@
             <w:pPr>
               <w:pStyle w:val="Compact"/>
               <w:spacing w:before="0" w:after="0"/>
-              <w:jc w:val="center"/>
               <w:rPr>
                 <w:rFonts w:ascii="Times New Roman" w:hAnsi="Times New Roman" w:cs="Times New Roman"/>
                 <w:sz w:val="28"/>
@@ -33483,6 +33555,7 @@
         <w:tc>
           <w:tcPr>
             <w:tcW w:w="0" w:type="auto"/>
+            <w:vAlign w:val="center"/>
           </w:tcPr>
           <w:p>
             <w:pPr>
@@ -33508,6 +33581,7 @@
         <w:tc>
           <w:tcPr>
             <w:tcW w:w="0" w:type="auto"/>
+            <w:vAlign w:val="center"/>
           </w:tcPr>
           <w:p>
             <w:pPr>
@@ -33533,6 +33607,7 @@
         <w:tc>
           <w:tcPr>
             <w:tcW w:w="0" w:type="auto"/>
+            <w:vAlign w:val="center"/>
           </w:tcPr>
           <w:p>
             <w:pPr>
@@ -33558,6 +33633,7 @@
         <w:tc>
           <w:tcPr>
             <w:tcW w:w="0" w:type="auto"/>
+            <w:vAlign w:val="center"/>
           </w:tcPr>
           <w:p>
             <w:pPr>
@@ -33590,7 +33666,6 @@
             <w:pPr>
               <w:pStyle w:val="Compact"/>
               <w:spacing w:before="0" w:after="0"/>
-              <w:jc w:val="center"/>
               <w:rPr>
                 <w:rFonts w:ascii="Times New Roman" w:hAnsi="Times New Roman" w:cs="Times New Roman"/>
                 <w:sz w:val="28"/>
@@ -33612,6 +33687,7 @@
         <w:tc>
           <w:tcPr>
             <w:tcW w:w="0" w:type="auto"/>
+            <w:vAlign w:val="center"/>
           </w:tcPr>
           <w:p>
             <w:pPr>
@@ -33629,6 +33705,7 @@
         <w:tc>
           <w:tcPr>
             <w:tcW w:w="0" w:type="auto"/>
+            <w:vAlign w:val="center"/>
           </w:tcPr>
           <w:p>
             <w:pPr>
@@ -33646,6 +33723,7 @@
         <w:tc>
           <w:tcPr>
             <w:tcW w:w="0" w:type="auto"/>
+            <w:vAlign w:val="center"/>
           </w:tcPr>
           <w:p>
             <w:pPr>
@@ -33663,6 +33741,7 @@
         <w:tc>
           <w:tcPr>
             <w:tcW w:w="0" w:type="auto"/>
+            <w:vAlign w:val="center"/>
           </w:tcPr>
           <w:p>
             <w:pPr>
@@ -33695,7 +33774,6 @@
             <w:pPr>
               <w:pStyle w:val="Compact"/>
               <w:spacing w:before="0" w:after="0"/>
-              <w:jc w:val="center"/>
               <w:rPr>
                 <w:rFonts w:ascii="Times New Roman" w:hAnsi="Times New Roman" w:cs="Times New Roman"/>
                 <w:sz w:val="28"/>
@@ -33717,6 +33795,7 @@
         <w:tc>
           <w:tcPr>
             <w:tcW w:w="0" w:type="auto"/>
+            <w:vAlign w:val="center"/>
           </w:tcPr>
           <w:p>
             <w:pPr>
@@ -33735,6 +33814,7 @@
         <w:tc>
           <w:tcPr>
             <w:tcW w:w="0" w:type="auto"/>
+            <w:vAlign w:val="center"/>
           </w:tcPr>
           <w:p>
             <w:pPr>
@@ -33753,6 +33833,7 @@
         <w:tc>
           <w:tcPr>
             <w:tcW w:w="0" w:type="auto"/>
+            <w:vAlign w:val="center"/>
           </w:tcPr>
           <w:p>
             <w:pPr>
@@ -33771,6 +33852,7 @@
         <w:tc>
           <w:tcPr>
             <w:tcW w:w="0" w:type="auto"/>
+            <w:vAlign w:val="center"/>
           </w:tcPr>
           <w:p>
             <w:pPr>
@@ -33803,7 +33885,6 @@
             <w:pPr>
               <w:pStyle w:val="Compact"/>
               <w:spacing w:before="0" w:after="0"/>
-              <w:jc w:val="center"/>
               <w:rPr>
                 <w:rFonts w:ascii="Times New Roman" w:hAnsi="Times New Roman" w:cs="Times New Roman"/>
                 <w:sz w:val="28"/>
@@ -33825,6 +33906,7 @@
         <w:tc>
           <w:tcPr>
             <w:tcW w:w="0" w:type="auto"/>
+            <w:vAlign w:val="center"/>
           </w:tcPr>
           <w:p>
             <w:pPr>
@@ -33843,6 +33925,7 @@
         <w:tc>
           <w:tcPr>
             <w:tcW w:w="0" w:type="auto"/>
+            <w:vAlign w:val="center"/>
           </w:tcPr>
           <w:p>
             <w:pPr>
@@ -33861,6 +33944,7 @@
         <w:tc>
           <w:tcPr>
             <w:tcW w:w="0" w:type="auto"/>
+            <w:vAlign w:val="center"/>
           </w:tcPr>
           <w:p>
             <w:pPr>
@@ -33879,6 +33963,7 @@
         <w:tc>
           <w:tcPr>
             <w:tcW w:w="0" w:type="auto"/>
+            <w:vAlign w:val="center"/>
           </w:tcPr>
           <w:p>
             <w:pPr>
@@ -35876,7 +35961,7 @@
               </w:rPr>
             </w:pPr>
             <w:bookmarkStart w:id="37" w:name="Xeed23af4941f5e79a8e7a038678dd0ea45cad19"/>
-            <w:bookmarkEnd w:id="35"/>
+            <w:bookmarkEnd w:id="36"/>
             <w:proofErr w:type="spellStart"/>
             <w:r>
               <w:rPr>
@@ -36014,7 +36099,6 @@
           <w:p>
             <w:pPr>
               <w:pStyle w:val="Compact"/>
-              <w:jc w:val="center"/>
               <w:rPr>
                 <w:rFonts w:ascii="Times New Roman" w:hAnsi="Times New Roman" w:cs="Times New Roman"/>
                 <w:sz w:val="28"/>
@@ -36098,6 +36182,7 @@
         <w:tc>
           <w:tcPr>
             <w:tcW w:w="3536" w:type="dxa"/>
+            <w:vAlign w:val="center"/>
           </w:tcPr>
           <w:p>
             <w:pPr>
@@ -36132,6 +36217,7 @@
         <w:tc>
           <w:tcPr>
             <w:tcW w:w="1411" w:type="dxa"/>
+            <w:vAlign w:val="center"/>
           </w:tcPr>
           <w:p>
             <w:pPr>
@@ -36162,7 +36248,6 @@
           <w:p>
             <w:pPr>
               <w:pStyle w:val="Compact"/>
-              <w:jc w:val="center"/>
               <w:rPr>
                 <w:rFonts w:ascii="Times New Roman" w:hAnsi="Times New Roman" w:cs="Times New Roman"/>
                 <w:sz w:val="28"/>
@@ -36246,6 +36331,7 @@
         <w:tc>
           <w:tcPr>
             <w:tcW w:w="3536" w:type="dxa"/>
+            <w:vAlign w:val="center"/>
           </w:tcPr>
           <w:p>
             <w:pPr>
@@ -36350,6 +36436,15 @@
                   </w:rPr>
                   <m:t>,1</m:t>
                 </m:r>
+                <m:r>
+                  <w:rPr>
+                    <w:rFonts w:ascii="Cambria Math" w:eastAsiaTheme="minorEastAsia" w:hAnsi="Cambria Math" w:cs="Times New Roman"/>
+                    <w:sz w:val="28"/>
+                    <w:szCs w:val="28"/>
+                    <w:lang w:val="ru-RU"/>
+                  </w:rPr>
+                  <m:t>0</m:t>
+                </m:r>
               </m:oMath>
             </m:oMathPara>
           </w:p>
@@ -36357,6 +36452,7 @@
         <w:tc>
           <w:tcPr>
             <w:tcW w:w="1411" w:type="dxa"/>
+            <w:vAlign w:val="center"/>
           </w:tcPr>
           <w:p>
             <w:pPr>
@@ -36387,7 +36483,6 @@
           <w:p>
             <w:pPr>
               <w:pStyle w:val="Compact"/>
-              <w:jc w:val="center"/>
               <w:rPr>
                 <w:rFonts w:ascii="Times New Roman" w:hAnsi="Times New Roman" w:cs="Times New Roman"/>
                 <w:sz w:val="28"/>
@@ -36471,6 +36566,7 @@
         <w:tc>
           <w:tcPr>
             <w:tcW w:w="3536" w:type="dxa"/>
+            <w:vAlign w:val="center"/>
           </w:tcPr>
           <w:p>
             <w:pPr>
@@ -36529,7 +36625,7 @@
                     <w:sz w:val="28"/>
                     <w:szCs w:val="28"/>
                   </w:rPr>
-                  <m:t>=(</m:t>
+                  <m:t>=</m:t>
                 </m:r>
                 <m:r>
                   <w:rPr>
@@ -36567,7 +36663,7 @@
                     <w:sz w:val="28"/>
                     <w:szCs w:val="28"/>
                   </w:rPr>
-                  <m:t>)⋅0</m:t>
+                  <m:t>⋅0</m:t>
                 </m:r>
                 <m:r>
                   <w:rPr>
@@ -36585,6 +36681,7 @@
         <w:tc>
           <w:tcPr>
             <w:tcW w:w="1411" w:type="dxa"/>
+            <w:vAlign w:val="center"/>
           </w:tcPr>
           <w:p>
             <w:pPr>
@@ -36615,7 +36712,6 @@
           <w:p>
             <w:pPr>
               <w:pStyle w:val="Compact"/>
-              <w:jc w:val="center"/>
               <w:rPr>
                 <w:rFonts w:ascii="Times New Roman" w:hAnsi="Times New Roman" w:cs="Times New Roman"/>
                 <w:sz w:val="28"/>
@@ -36663,6 +36759,7 @@
         <w:tc>
           <w:tcPr>
             <w:tcW w:w="3536" w:type="dxa"/>
+            <w:vAlign w:val="center"/>
           </w:tcPr>
           <w:p>
             <w:pPr>
@@ -36774,6 +36871,7 @@
         <w:tc>
           <w:tcPr>
             <w:tcW w:w="1411" w:type="dxa"/>
+            <w:vAlign w:val="center"/>
           </w:tcPr>
           <w:p>
             <w:pPr>
@@ -36804,7 +36902,6 @@
           <w:p>
             <w:pPr>
               <w:pStyle w:val="Compact"/>
-              <w:jc w:val="center"/>
               <w:rPr>
                 <w:rFonts w:ascii="Times New Roman" w:hAnsi="Times New Roman" w:cs="Times New Roman"/>
                 <w:sz w:val="28"/>
@@ -36826,22 +36923,20 @@
         <w:tc>
           <w:tcPr>
             <w:tcW w:w="3536" w:type="dxa"/>
+            <w:vAlign w:val="center"/>
           </w:tcPr>
           <w:p>
             <w:pPr>
               <w:pStyle w:val="Compact"/>
+              <w:jc w:val="center"/>
               <w:rPr>
                 <w:rFonts w:ascii="Times New Roman" w:eastAsiaTheme="minorEastAsia" w:hAnsi="Times New Roman" w:cs="Times New Roman"/>
-                <w:i/>
                 <w:sz w:val="28"/>
                 <w:szCs w:val="28"/>
                 <w:lang w:val="ru-RU"/>
               </w:rPr>
             </w:pPr>
             <m:oMathPara>
-              <m:oMathParaPr>
-                <m:jc m:val="center"/>
-              </m:oMathParaPr>
               <m:oMath>
                 <m:sSub>
                   <m:sSubPr>
@@ -36936,9 +37031,17 @@
                     <w:rFonts w:ascii="Cambria Math" w:hAnsi="Cambria Math" w:cs="Times New Roman"/>
                     <w:sz w:val="28"/>
                     <w:szCs w:val="28"/>
+                  </w:rPr>
+                  <m:t>,</m:t>
+                </m:r>
+                <m:r>
+                  <w:rPr>
+                    <w:rFonts w:ascii="Cambria Math" w:hAnsi="Cambria Math" w:cs="Times New Roman"/>
+                    <w:sz w:val="28"/>
+                    <w:szCs w:val="28"/>
                     <w:lang w:val="ru-RU"/>
                   </w:rPr>
-                  <m:t>+</m:t>
+                  <m:t>00</m:t>
                 </m:r>
               </m:oMath>
             </m:oMathPara>
@@ -36946,16 +37049,16 @@
           <w:p>
             <w:pPr>
               <w:pStyle w:val="Compact"/>
+              <w:jc w:val="center"/>
               <w:rPr>
-                <w:rFonts w:ascii="Times New Roman" w:hAnsi="Times New Roman" w:cs="Times New Roman"/>
+                <w:rFonts w:ascii="Times New Roman" w:eastAsiaTheme="minorEastAsia" w:hAnsi="Times New Roman" w:cs="Times New Roman"/>
+                <w:i/>
                 <w:sz w:val="28"/>
                 <w:szCs w:val="28"/>
+                <w:lang w:val="ru-RU"/>
               </w:rPr>
             </w:pPr>
             <m:oMathPara>
-              <m:oMathParaPr>
-                <m:jc m:val="center"/>
-              </m:oMathParaPr>
               <m:oMath>
                 <m:r>
                   <m:rPr>
@@ -37040,6 +37143,7 @@
         <w:tc>
           <w:tcPr>
             <w:tcW w:w="1411" w:type="dxa"/>
+            <w:vAlign w:val="center"/>
           </w:tcPr>
           <w:p>
             <w:pPr>
@@ -37070,7 +37174,6 @@
           <w:p>
             <w:pPr>
               <w:pStyle w:val="Compact"/>
-              <w:jc w:val="center"/>
               <w:rPr>
                 <w:rFonts w:ascii="Times New Roman" w:hAnsi="Times New Roman" w:cs="Times New Roman"/>
                 <w:sz w:val="28"/>
@@ -37092,6 +37195,7 @@
         <w:tc>
           <w:tcPr>
             <w:tcW w:w="3536" w:type="dxa"/>
+            <w:vAlign w:val="center"/>
           </w:tcPr>
           <w:p>
             <w:pPr>
@@ -37222,6 +37326,7 @@
         <w:tc>
           <w:tcPr>
             <w:tcW w:w="1411" w:type="dxa"/>
+            <w:vAlign w:val="center"/>
           </w:tcPr>
           <w:p>
             <w:pPr>
@@ -37252,7 +37357,6 @@
           <w:p>
             <w:pPr>
               <w:pStyle w:val="Compact"/>
-              <w:jc w:val="center"/>
               <w:rPr>
                 <w:rFonts w:ascii="Times New Roman" w:hAnsi="Times New Roman" w:cs="Times New Roman"/>
                 <w:sz w:val="28"/>
@@ -37336,6 +37440,7 @@
         <w:tc>
           <w:tcPr>
             <w:tcW w:w="3536" w:type="dxa"/>
+            <w:vAlign w:val="center"/>
           </w:tcPr>
           <w:p>
             <w:pPr>
@@ -37482,6 +37587,7 @@
         <w:tc>
           <w:tcPr>
             <w:tcW w:w="1411" w:type="dxa"/>
+            <w:vAlign w:val="center"/>
           </w:tcPr>
           <w:p>
             <w:pPr>
@@ -37518,10 +37624,7 @@
         <w:t>.</w:t>
       </w:r>
       <w:r>
-        <w:t>3</w:t>
-      </w:r>
-      <w:r>
-        <w:t> </w:t>
+        <w:t>3 </w:t>
       </w:r>
       <w:r>
         <w:t>Расчет результата от разработки и использования программного средства, созданного по индивидуальному заказу</w:t>
@@ -39449,21 +39552,7 @@
         <w:rPr>
           <w:szCs w:val="28"/>
         </w:rPr>
-        <w:t xml:space="preserve"> рассчитывается следующим выражением </w:t>
-      </w:r>
-      <w:proofErr w:type="spellStart"/>
-      <w:r>
-        <w:rPr>
-          <w:szCs w:val="28"/>
-        </w:rPr>
-        <w:t>выражением</w:t>
-      </w:r>
-      <w:proofErr w:type="spellEnd"/>
-      <w:r>
-        <w:rPr>
-          <w:szCs w:val="28"/>
-        </w:rPr>
-        <w:t>, записанным в формуле</w:t>
+        <w:t xml:space="preserve"> рассчитывается следующим выражением, записанным в формуле</w:t>
       </w:r>
       <w:r>
         <w:rPr>
@@ -40014,8 +40103,8 @@
           <w:rFonts w:cs="Times New Roman"/>
         </w:rPr>
       </w:pPr>
-      <w:bookmarkStart w:id="39" w:name="X769f91102c34eb3bd2d47ae9c67cd8dff1c5a47"/>
-      <w:bookmarkStart w:id="40" w:name="_Toc224989060"/>
+      <w:bookmarkStart w:id="39" w:name="_Toc224989060"/>
+      <w:bookmarkStart w:id="40" w:name="X769f91102c34eb3bd2d47ae9c67cd8dff1c5a47"/>
       <w:bookmarkEnd w:id="37"/>
       <w:r>
         <w:t>7</w:t>
@@ -40024,15 +40113,12 @@
         <w:t>.</w:t>
       </w:r>
       <w:r>
-        <w:t>4</w:t>
-      </w:r>
-      <w:r>
-        <w:t> </w:t>
+        <w:t>4 </w:t>
       </w:r>
       <w:r>
         <w:t>Расчет показателей экономической эффективности разработки и использования программного средства</w:t>
       </w:r>
-      <w:bookmarkEnd w:id="40"/>
+      <w:bookmarkEnd w:id="39"/>
     </w:p>
     <w:p>
       <w:pPr>
@@ -41312,12 +41398,6 @@
         <w:rPr>
           <w:szCs w:val="28"/>
         </w:rPr>
-        <w:tab/>
-      </w:r>
-      <w:r>
-        <w:rPr>
-          <w:szCs w:val="28"/>
-        </w:rPr>
         <w:t>Таким образом расчет рентабельности инвестиций для данного проекта равен</w:t>
       </w:r>
       <w:r>
@@ -41631,9 +41711,9 @@
       <w:pPr>
         <w:pStyle w:val="22"/>
       </w:pPr>
-      <w:bookmarkStart w:id="41" w:name="вывод-по-результатам-расчета"/>
-      <w:bookmarkStart w:id="42" w:name="_Toc224989061"/>
-      <w:bookmarkEnd w:id="39"/>
+      <w:bookmarkStart w:id="41" w:name="_Toc224989061"/>
+      <w:bookmarkStart w:id="42" w:name="вывод-по-результатам-расчета"/>
+      <w:bookmarkEnd w:id="40"/>
       <w:r>
         <w:lastRenderedPageBreak/>
         <w:t>7</w:t>
@@ -41642,15 +41722,12 @@
         <w:t>.</w:t>
       </w:r>
       <w:r>
-        <w:t>5</w:t>
-      </w:r>
-      <w:r>
-        <w:t> </w:t>
+        <w:t>5 </w:t>
       </w:r>
       <w:r>
         <w:t>Вывод по результатам расчета</w:t>
       </w:r>
-      <w:bookmarkEnd w:id="42"/>
+      <w:bookmarkEnd w:id="41"/>
     </w:p>
     <w:p>
       <w:pPr>
@@ -41787,7 +41864,96 @@
         <w:t>Помимо прямого количественного эффекта, проект обладает рядом качественных преимуществ для заказчика. Автоматизация рутинных, монотонных ручных операций существенно снижает риск возникновения ошибок, связанных с человеческим фактором, повышает общую культуру производства и позволяет перенаправить интеллектуальный потенциал инженеров-проектировщиков на решение более сложных, творческих и стратегически важных задач.</w:t>
       </w:r>
       <w:bookmarkEnd w:id="32"/>
-      <w:bookmarkEnd w:id="41"/>
+      <w:bookmarkEnd w:id="42"/>
+    </w:p>
+    <w:p>
+      <w:pPr>
+        <w:pStyle w:val="af0"/>
+      </w:pPr>
+      <w:bookmarkStart w:id="43" w:name="_Toc224821815"/>
+      <w:r>
+        <w:lastRenderedPageBreak/>
+        <w:t>ЗАКЛЮЧЕНИЕ</w:t>
+      </w:r>
+      <w:bookmarkEnd w:id="43"/>
+    </w:p>
+    <w:p>
+      <w:pPr>
+        <w:ind w:firstLine="0"/>
+        <w:jc w:val="center"/>
+      </w:pPr>
+    </w:p>
+    <w:p>
+      <w:pPr>
+        <w:rPr>
+          <w:lang w:val="ru-BY"/>
+        </w:rPr>
+      </w:pPr>
+      <w:r>
+        <w:rPr>
+          <w:lang w:val="ru-BY"/>
+        </w:rPr>
+        <w:t xml:space="preserve">В процессе выполнения работы была спроектирована архитектура и программная реализация программного модуля для создания и управления параметризированными связями в базе данных PLM-системы T-FLEX </w:t>
+      </w:r>
+      <w:proofErr w:type="spellStart"/>
+      <w:r>
+        <w:rPr>
+          <w:lang w:val="ru-BY"/>
+        </w:rPr>
+        <w:t>DOCs</w:t>
+      </w:r>
+      <w:proofErr w:type="spellEnd"/>
+      <w:r>
+        <w:rPr>
+          <w:lang w:val="ru-BY"/>
+        </w:rPr>
+        <w:t>. Был проведен глубокий анализ предметной области, изучены принципы управления инженерными данными и выбрана гибкая модульная архитектура на базе паттерна MVVM, обеспечивающая надежное разделение вычислительной бизнес-логики и пользовательского интерфейса. В ходе работы были задействованы ключевые механизмы платформы, включая инструменты T-FLEX Open API для глубокой интеграции с ядром системы.</w:t>
+      </w:r>
+    </w:p>
+    <w:p>
+      <w:pPr>
+        <w:rPr>
+          <w:lang w:val="ru-BY"/>
+        </w:rPr>
+      </w:pPr>
+      <w:r>
+        <w:rPr>
+          <w:lang w:val="ru-BY"/>
+        </w:rPr>
+        <w:t xml:space="preserve">Помимо этого, было написано программное обеспечение на языке C# платформы .NET, включающее в себя вычислительное ядро для обработки прямых ссылок и промежуточных объектов, сервисы отложенного сохранения данных, а также систему математического обсчета и визуализации графов. Визуальная часть модуля была реализована с использованием технологии WPF и библиотеки компонентов </w:t>
+      </w:r>
+      <w:proofErr w:type="spellStart"/>
+      <w:r>
+        <w:rPr>
+          <w:lang w:val="ru-BY"/>
+        </w:rPr>
+        <w:t>DevExpress</w:t>
+      </w:r>
+      <w:proofErr w:type="spellEnd"/>
+      <w:r>
+        <w:rPr>
+          <w:lang w:val="ru-BY"/>
+        </w:rPr>
+        <w:t>, что позволило создать функциональное таблично-матричное представление данных с поддержкой фильтрации, сортировки и асинхронной загрузки. Также были рассчитаны показатели экономической эффективности разрабатываемой подсистемы, подтвердившие целесообразность реализации проекта и его потенциал для автоматизации рутинной инженерной деятельности.</w:t>
+      </w:r>
+    </w:p>
+    <w:p>
+      <w:pPr>
+        <w:rPr>
+          <w:lang w:val="ru-BY"/>
+        </w:rPr>
+      </w:pPr>
+      <w:r>
+        <w:rPr>
+          <w:lang w:val="ru-BY"/>
+        </w:rPr>
+        <w:t>Проделанная работа станет отличным фундаментом для успешного завершения дипломного проекта. Заложена надежная, объектно-ориентированная архитектура, которая позволит по мере необходимости дополнять модуль новыми алгоритмами анализа данных и инструментами визуализации в соответствии со спецификой предприятия-заказчика. Далее необходимо выполнить комплексное тестирование всех разработанных компонентов, провести испытания подсистемы на реальных промышленных базах данных и финализировать программную документацию.</w:t>
+      </w:r>
+    </w:p>
+    <w:p>
+      <w:r>
+        <w:br w:type="page"/>
+      </w:r>
     </w:p>
     <w:p>
       <w:pPr>
@@ -41799,8 +41965,8 @@
           <w:shd w:val="clear" w:color="auto" w:fill="FFFFFF"/>
         </w:rPr>
       </w:pPr>
-      <w:bookmarkStart w:id="43" w:name="_Toc224989062"/>
-      <w:bookmarkEnd w:id="19"/>
+      <w:bookmarkStart w:id="44" w:name="_Toc224989062"/>
+      <w:bookmarkEnd w:id="20"/>
       <w:r>
         <w:rPr>
           <w:shd w:val="clear" w:color="auto" w:fill="FFFFFF"/>
@@ -41808,7 +41974,7 @@
         <w:lastRenderedPageBreak/>
         <w:t>СПИСОК ИСПОЛЬЗОВАННЫХ ИСТОЧНИКОВ</w:t>
       </w:r>
-      <w:bookmarkEnd w:id="43"/>
+      <w:bookmarkEnd w:id="44"/>
     </w:p>
     <w:p>
       <w:pPr>
@@ -43576,6 +43742,7 @@
       <w:pPr>
         <w:rPr>
           <w:color w:val="auto"/>
+          <w:lang w:val="en-US"/>
         </w:rPr>
       </w:pPr>
       <w:r>
@@ -43695,12 +43862,474 @@
     <w:p>
       <w:pPr>
         <w:rPr>
+          <w:color w:val="auto"/>
+        </w:rPr>
+      </w:pPr>
+      <w:r>
+        <w:rPr>
+          <w:color w:val="auto"/>
+        </w:rPr>
+        <w:t xml:space="preserve">Стандарт предприятия. Дипломные проекты (работы). Общие </w:t>
+      </w:r>
+      <w:proofErr w:type="gramStart"/>
+      <w:r>
+        <w:rPr>
+          <w:color w:val="auto"/>
+        </w:rPr>
+        <w:t>требования :</w:t>
+      </w:r>
+      <w:proofErr w:type="gramEnd"/>
+      <w:r>
+        <w:rPr>
+          <w:color w:val="auto"/>
+        </w:rPr>
+        <w:t xml:space="preserve"> СТП 01-2024 [Электронный ресурс] : БГУИР. – Режим доступа: </w:t>
+      </w:r>
+      <w:hyperlink r:id="rId19" w:history="1">
+        <w:r>
+          <w:rPr>
+            <w:rStyle w:val="a8"/>
+            <w:color w:val="auto"/>
+            <w:u w:val="none"/>
+            <w:lang w:val="en-US"/>
+          </w:rPr>
+          <w:t>https</w:t>
+        </w:r>
+        <w:r>
+          <w:rPr>
+            <w:rStyle w:val="a8"/>
+            <w:color w:val="auto"/>
+            <w:u w:val="none"/>
+          </w:rPr>
+          <w:t>://</w:t>
+        </w:r>
+        <w:r>
+          <w:rPr>
+            <w:rStyle w:val="a8"/>
+            <w:color w:val="auto"/>
+            <w:u w:val="none"/>
+            <w:lang w:val="en-US"/>
+          </w:rPr>
+          <w:t>www</w:t>
+        </w:r>
+        <w:r>
+          <w:rPr>
+            <w:rStyle w:val="a8"/>
+            <w:color w:val="auto"/>
+            <w:u w:val="none"/>
+          </w:rPr>
+          <w:t>.</w:t>
+        </w:r>
+        <w:proofErr w:type="spellStart"/>
+        <w:r>
+          <w:rPr>
+            <w:rStyle w:val="a8"/>
+            <w:color w:val="auto"/>
+            <w:u w:val="none"/>
+            <w:lang w:val="en-US"/>
+          </w:rPr>
+          <w:t>bsuir</w:t>
+        </w:r>
+        <w:proofErr w:type="spellEnd"/>
+        <w:r>
+          <w:rPr>
+            <w:rStyle w:val="a8"/>
+            <w:color w:val="auto"/>
+            <w:u w:val="none"/>
+          </w:rPr>
+          <w:t>.</w:t>
+        </w:r>
+        <w:r>
+          <w:rPr>
+            <w:rStyle w:val="a8"/>
+            <w:color w:val="auto"/>
+            <w:u w:val="none"/>
+            <w:lang w:val="en-US"/>
+          </w:rPr>
+          <w:t>by</w:t>
+        </w:r>
+        <w:r>
+          <w:rPr>
+            <w:rStyle w:val="a8"/>
+            <w:color w:val="auto"/>
+            <w:u w:val="none"/>
+          </w:rPr>
+          <w:t>/</w:t>
+        </w:r>
+        <w:r>
+          <w:rPr>
+            <w:rStyle w:val="a8"/>
+            <w:color w:val="auto"/>
+            <w:u w:val="none"/>
+            <w:lang w:val="en-US"/>
+          </w:rPr>
+          <w:t>m</w:t>
+        </w:r>
+        <w:r>
+          <w:rPr>
+            <w:rStyle w:val="a8"/>
+            <w:color w:val="auto"/>
+            <w:u w:val="none"/>
+          </w:rPr>
+          <w:t>/12_100229_1_185678.</w:t>
+        </w:r>
+        <w:r>
+          <w:rPr>
+            <w:rStyle w:val="a8"/>
+            <w:color w:val="auto"/>
+            <w:u w:val="none"/>
+            <w:lang w:val="en-US"/>
+          </w:rPr>
+          <w:t>pdf</w:t>
+        </w:r>
+      </w:hyperlink>
+      <w:r>
+        <w:rPr>
+          <w:color w:val="auto"/>
+        </w:rPr>
+        <w:t>. – Дата доступа: 10.02.2026.</w:t>
+      </w:r>
+    </w:p>
+    <w:p>
+      <w:pPr>
+        <w:rPr>
+          <w:color w:val="auto"/>
+        </w:rPr>
+      </w:pPr>
+      <w:r>
+        <w:rPr>
+          <w:color w:val="auto"/>
+        </w:rPr>
+        <w:t xml:space="preserve">Экономика проектных решений: методические указания по экономическому обоснованию дипломных </w:t>
+      </w:r>
+      <w:proofErr w:type="gramStart"/>
+      <w:r>
+        <w:rPr>
+          <w:color w:val="auto"/>
+        </w:rPr>
+        <w:t>проектов :</w:t>
+      </w:r>
+      <w:proofErr w:type="gramEnd"/>
+      <w:r>
+        <w:rPr>
+          <w:color w:val="auto"/>
+        </w:rPr>
+        <w:t xml:space="preserve"> учеб. метод. пособие /  В. Г. Горовой [и др.]. – </w:t>
+      </w:r>
+      <w:proofErr w:type="gramStart"/>
+      <w:r>
+        <w:rPr>
+          <w:color w:val="auto"/>
+        </w:rPr>
+        <w:t>Минск :</w:t>
+      </w:r>
+      <w:proofErr w:type="gramEnd"/>
+      <w:r>
+        <w:rPr>
+          <w:color w:val="auto"/>
+        </w:rPr>
+        <w:t xml:space="preserve"> БГУИР, 2021. – 107 с.</w:t>
+      </w:r>
+    </w:p>
+    <w:p>
+      <w:pPr>
+        <w:rPr>
+          <w:szCs w:val="28"/>
+          <w:lang w:val="en-US"/>
+        </w:rPr>
+      </w:pPr>
+    </w:p>
+    <w:p>
+      <w:pPr>
+        <w:rPr>
+          <w:szCs w:val="28"/>
+          <w:lang w:val="en-US"/>
+        </w:rPr>
+      </w:pPr>
+    </w:p>
+    <w:p>
+      <w:pPr>
+        <w:rPr>
+          <w:szCs w:val="28"/>
+          <w:lang w:val="en-US"/>
+        </w:rPr>
+      </w:pPr>
+    </w:p>
+    <w:p>
+      <w:pPr>
+        <w:rPr>
+          <w:szCs w:val="28"/>
+          <w:lang w:val="en-US"/>
+        </w:rPr>
+      </w:pPr>
+    </w:p>
+    <w:p>
+      <w:pPr>
+        <w:rPr>
+          <w:szCs w:val="28"/>
+          <w:lang w:val="en-US"/>
+        </w:rPr>
+      </w:pPr>
+    </w:p>
+    <w:p>
+      <w:pPr>
+        <w:pStyle w:val="af0"/>
+      </w:pPr>
+      <w:bookmarkStart w:id="45" w:name="_Toc224821817"/>
+      <w:r>
+        <w:lastRenderedPageBreak/>
+        <w:t>ПРИЛОЖЕНИЕ А</w:t>
+      </w:r>
+      <w:bookmarkEnd w:id="45"/>
+    </w:p>
+    <w:p>
+      <w:pPr>
+        <w:ind w:firstLine="0"/>
+        <w:jc w:val="center"/>
+        <w:rPr>
+          <w:szCs w:val="28"/>
+        </w:rPr>
+      </w:pPr>
+      <w:r>
+        <w:rPr>
+          <w:szCs w:val="28"/>
+        </w:rPr>
+        <w:t>(обязательное)</w:t>
+      </w:r>
+    </w:p>
+    <w:p>
+      <w:pPr>
+        <w:ind w:firstLine="0"/>
+        <w:jc w:val="center"/>
+        <w:rPr>
+          <w:szCs w:val="28"/>
+        </w:rPr>
+      </w:pPr>
+    </w:p>
+    <w:p>
+      <w:pPr>
+        <w:ind w:firstLine="0"/>
+        <w:jc w:val="center"/>
+        <w:rPr>
+          <w:b/>
+          <w:bCs/>
+          <w:szCs w:val="28"/>
+        </w:rPr>
+      </w:pPr>
+      <w:r>
+        <w:rPr>
+          <w:b/>
+          <w:bCs/>
+          <w:szCs w:val="28"/>
+        </w:rPr>
+        <w:t>Вводный плакат. Плакат.</w:t>
+      </w:r>
+    </w:p>
+    <w:p>
+      <w:pPr>
+        <w:ind w:firstLine="0"/>
+        <w:jc w:val="left"/>
+        <w:rPr>
+          <w:b/>
+          <w:bCs/>
+          <w:szCs w:val="28"/>
+        </w:rPr>
+      </w:pPr>
+      <w:r>
+        <w:rPr>
+          <w:b/>
+          <w:bCs/>
+          <w:szCs w:val="28"/>
+        </w:rPr>
+        <w:br w:type="page"/>
+      </w:r>
+    </w:p>
+    <w:p>
+      <w:pPr>
+        <w:pStyle w:val="af0"/>
+      </w:pPr>
+      <w:bookmarkStart w:id="46" w:name="_Toc224821818"/>
+      <w:r>
+        <w:lastRenderedPageBreak/>
+        <w:t xml:space="preserve">ПРИЛОЖЕНИЕ </w:t>
+      </w:r>
+      <w:r>
+        <w:t>Б</w:t>
+      </w:r>
+      <w:bookmarkEnd w:id="46"/>
+    </w:p>
+    <w:p>
+      <w:pPr>
+        <w:ind w:firstLine="0"/>
+        <w:jc w:val="center"/>
+        <w:rPr>
+          <w:szCs w:val="28"/>
+        </w:rPr>
+      </w:pPr>
+      <w:r>
+        <w:rPr>
+          <w:szCs w:val="28"/>
+        </w:rPr>
+        <w:t>(обязательное)</w:t>
+      </w:r>
+    </w:p>
+    <w:p>
+      <w:pPr>
+        <w:ind w:firstLine="0"/>
+        <w:jc w:val="center"/>
+        <w:rPr>
+          <w:szCs w:val="28"/>
+        </w:rPr>
+      </w:pPr>
+    </w:p>
+    <w:p>
+      <w:pPr>
+        <w:ind w:firstLine="0"/>
+        <w:jc w:val="center"/>
+        <w:rPr>
+          <w:b/>
+          <w:bCs/>
+          <w:szCs w:val="28"/>
+        </w:rPr>
+      </w:pPr>
+      <w:r>
+        <w:rPr>
+          <w:b/>
+          <w:bCs/>
+          <w:szCs w:val="28"/>
+        </w:rPr>
+        <w:t>Модуль управления связями</w:t>
+      </w:r>
+      <w:r>
+        <w:rPr>
+          <w:b/>
+          <w:bCs/>
+          <w:szCs w:val="28"/>
+        </w:rPr>
+        <w:t>. Схема структурная.</w:t>
+      </w:r>
+    </w:p>
+    <w:p>
+      <w:pPr>
+        <w:ind w:firstLine="0"/>
+        <w:jc w:val="left"/>
+        <w:rPr>
+          <w:b/>
+          <w:bCs/>
+          <w:szCs w:val="28"/>
+        </w:rPr>
+      </w:pPr>
+      <w:r>
+        <w:rPr>
+          <w:b/>
+          <w:bCs/>
+          <w:szCs w:val="28"/>
+        </w:rPr>
+        <w:br w:type="page"/>
+      </w:r>
+    </w:p>
+    <w:p>
+      <w:pPr>
+        <w:pStyle w:val="af0"/>
+      </w:pPr>
+      <w:bookmarkStart w:id="47" w:name="_Toc224821819"/>
+      <w:r>
+        <w:lastRenderedPageBreak/>
+        <w:t xml:space="preserve">ПРИЛОЖЕНИЕ </w:t>
+      </w:r>
+      <w:r>
+        <w:t>В</w:t>
+      </w:r>
+      <w:bookmarkEnd w:id="47"/>
+    </w:p>
+    <w:p>
+      <w:pPr>
+        <w:ind w:firstLine="0"/>
+        <w:jc w:val="center"/>
+        <w:rPr>
+          <w:szCs w:val="28"/>
+        </w:rPr>
+      </w:pPr>
+      <w:r>
+        <w:rPr>
+          <w:szCs w:val="28"/>
+        </w:rPr>
+        <w:t>(обязательное)</w:t>
+      </w:r>
+    </w:p>
+    <w:p>
+      <w:pPr>
+        <w:ind w:firstLine="0"/>
+        <w:jc w:val="center"/>
+        <w:rPr>
+          <w:szCs w:val="28"/>
+        </w:rPr>
+      </w:pPr>
+    </w:p>
+    <w:p>
+      <w:pPr>
+        <w:ind w:firstLine="0"/>
+        <w:jc w:val="center"/>
+        <w:rPr>
+          <w:b/>
+          <w:bCs/>
+          <w:szCs w:val="28"/>
+        </w:rPr>
+      </w:pPr>
+      <w:r>
+        <w:rPr>
+          <w:b/>
+          <w:bCs/>
+          <w:szCs w:val="28"/>
+        </w:rPr>
+        <w:t>Модуль управления связями</w:t>
+      </w:r>
+      <w:r>
+        <w:rPr>
+          <w:b/>
+          <w:bCs/>
+          <w:szCs w:val="28"/>
+        </w:rPr>
+        <w:t>. Диаграмма классов.</w:t>
+      </w:r>
+    </w:p>
+    <w:p>
+      <w:pPr>
+        <w:ind w:firstLine="0"/>
+        <w:jc w:val="center"/>
+        <w:rPr>
+          <w:b/>
+          <w:bCs/>
+          <w:szCs w:val="28"/>
+        </w:rPr>
+      </w:pPr>
+    </w:p>
+    <w:p>
+      <w:pPr>
+        <w:jc w:val="center"/>
+        <w:rPr>
+          <w:b/>
+          <w:bCs/>
+          <w:szCs w:val="28"/>
+        </w:rPr>
+      </w:pPr>
+    </w:p>
+    <w:p>
+      <w:pPr>
+        <w:rPr>
+          <w:szCs w:val="28"/>
+        </w:rPr>
+      </w:pPr>
+    </w:p>
+    <w:p>
+      <w:pPr>
+        <w:rPr>
           <w:szCs w:val="28"/>
         </w:rPr>
       </w:pPr>
     </w:p>
     <w:sectPr>
-      <w:footerReference w:type="default" r:id="rId19"/>
+      <w:footerReference w:type="default" r:id="rId20"/>
       <w:pgSz w:w="11906" w:h="16838" w:code="9"/>
       <w:pgMar w:top="1134" w:right="851" w:bottom="1134" w:left="1701" w:header="0" w:footer="567" w:gutter="0"/>
       <w:pgNumType w:start="7"/>
@@ -47200,10 +47829,11 @@
     <w:link w:val="23"/>
     <w:autoRedefine/>
     <w:qFormat/>
-    <w:rsid w:val="00EE1BA2"/>
+    <w:rsid w:val="0020158C"/>
     <w:pPr>
       <w:spacing w:before="0"/>
       <w:ind w:left="1134" w:hanging="425"/>
+      <w:jc w:val="left"/>
     </w:pPr>
     <w:rPr>
       <w:rFonts w:ascii="Times New Roman" w:hAnsi="Times New Roman"/>
@@ -47237,7 +47867,7 @@
     <w:name w:val="Заголовок2 Знак"/>
     <w:basedOn w:val="20"/>
     <w:link w:val="22"/>
-    <w:rsid w:val="00EE1BA2"/>
+    <w:rsid w:val="0020158C"/>
     <w:rPr>
       <w:rFonts w:asciiTheme="majorHAnsi" w:eastAsiaTheme="majorEastAsia" w:hAnsiTheme="majorHAnsi" w:cstheme="majorBidi"/>
       <w:b/>
